--- a/08_CLASSROOM_CONSEGNE/CONSEGNA_01_L1_TASTIERA_E_SCORCIATOIE/DA_CARICARE_BES/CHECKLIST/L1_A_scheda_tastiera_shortcut_CHECKLIST.docx
+++ b/08_CLASSROOM_CONSEGNE/CONSEGNA_01_L1_TASTIERA_E_SCORCIATOIE/DA_CARICARE_BES/CHECKLIST/L1_A_scheda_tastiera_shortcut_CHECKLIST.docx
@@ -402,22 +402,17 @@
             </w:pPr>
             <w:r>
               <w:rPr/>
-              <w:t>☐ questa scheda</w:t>
-            </w:r>
-          </w:p>
-          <w:p>
-            <w:pPr>
-              <w:spacing w:after="40" w:line="324" w:lineRule="auto"/>
-            </w:pPr>
-            <w:r>
-              <w:rPr/>
-              <w:t xml:space="preserve">☐ il file </w:t>
+              <w:t xml:space="preserve">☐ questa scheda, con i </w:t>
             </w:r>
             <w:r>
               <w:rPr>
                 <w:b/>
               </w:rPr>
-              <w:t>listino_sistemato_cognome.txt</w:t>
+              <w:t>due codici</w:t>
+            </w:r>
+            <w:r>
+              <w:rPr/>
+              <w:t xml:space="preserve"> (palestra della tastiera e palestra delle scorciatoie)</w:t>
             </w:r>
           </w:p>
         </w:tc>
@@ -581,7 +576,17 @@
       </w:pPr>
       <w:r>
         <w:rPr/>
-        <w:t xml:space="preserve">☐  Apro </w:t>
+        <w:t xml:space="preserve">☐  Apro la </w:t>
+      </w:r>
+      <w:r>
+        <w:rPr>
+          <w:b/>
+        </w:rPr>
+        <w:t>palestra della tastiera</w:t>
+      </w:r>
+      <w:r>
+        <w:rPr/>
+        <w:t xml:space="preserve"> dal link nella consegna (oppure scarico </w:t>
       </w:r>
       <w:r>
         <w:rPr>
@@ -591,17 +596,7 @@
       </w:r>
       <w:r>
         <w:rPr/>
-        <w:t xml:space="preserve"> (doppio clic). Se in anteprima: icona </w:t>
-      </w:r>
-      <w:r>
-        <w:rPr>
-          <w:b/>
-        </w:rPr>
-        <w:t>⬇ Scarica</w:t>
-      </w:r>
-      <w:r>
-        <w:rPr/>
-        <w:t>.</w:t>
+        <w:t xml:space="preserve"> e lo apro con doppio clic).</w:t>
       </w:r>
     </w:p>
     <w:p>
@@ -3112,27 +3107,27 @@
       </w:pPr>
       <w:r>
         <w:rPr/>
-        <w:t xml:space="preserve">☐  Scarico </w:t>
+        <w:t xml:space="preserve">☐  Apro la </w:t>
       </w:r>
       <w:r>
         <w:rPr>
           <w:b/>
         </w:rPr>
-        <w:t>listino_da_sistemare.txt</w:t>
+        <w:t>palestra delle scorciatoie</w:t>
       </w:r>
       <w:r>
         <w:rPr/>
-        <w:t xml:space="preserve"> e lo apro con </w:t>
+        <w:t xml:space="preserve"> dal link nella consegna (oppure scarico </w:t>
       </w:r>
       <w:r>
         <w:rPr>
           <w:b/>
         </w:rPr>
-        <w:t>Blocco note</w:t>
+        <w:t>scorciatoie_officina23.html</w:t>
       </w:r>
       <w:r>
         <w:rPr/>
-        <w:t xml:space="preserve"> (tasto destro › Apri con).</w:t>
+        <w:t xml:space="preserve"> e lo apro con doppio clic).</w:t>
       </w:r>
     </w:p>
     <w:p>
@@ -3142,7 +3137,57 @@
       </w:pPr>
       <w:r>
         <w:rPr/>
-        <w:t xml:space="preserve">☐  </w:t>
+        <w:t xml:space="preserve">☐  Se vedo il nome di un altro studente: premo </w:t>
+      </w:r>
+      <w:r>
+        <w:rPr>
+          <w:b/>
+        </w:rPr>
+        <w:t>Nuovo studente</w:t>
+      </w:r>
+      <w:r>
+        <w:rPr/>
+        <w:t>. Scrivo il mio nome.</w:t>
+      </w:r>
+    </w:p>
+    <w:p>
+      <w:pPr>
+        <w:spacing w:after="60"/>
+        <w:ind w:left="227"/>
+      </w:pPr>
+      <w:r>
+        <w:rPr/>
+        <w:t xml:space="preserve">☐  Leggo </w:t>
+      </w:r>
+      <w:r>
+        <w:rPr>
+          <w:b/>
+        </w:rPr>
+        <w:t>0 · Le scorciatoie</w:t>
+      </w:r>
+      <w:r>
+        <w:rPr/>
+        <w:t xml:space="preserve">, poi apro </w:t>
+      </w:r>
+      <w:r>
+        <w:rPr>
+          <w:b/>
+        </w:rPr>
+        <w:t>1 · Il listino di Marta</w:t>
+      </w:r>
+      <w:r>
+        <w:rPr/>
+        <w:t>.</w:t>
+      </w:r>
+    </w:p>
+    <w:p>
+      <w:pPr>
+        <w:spacing w:after="60"/>
+        <w:ind w:left="227"/>
+      </w:pPr>
+      <w:r>
+        <w:rPr/>
+        <w:t xml:space="preserve">☐  Sfida 1 · </w:t>
       </w:r>
       <w:r>
         <w:rPr>
@@ -3162,23 +3207,13 @@
       </w:r>
       <w:r>
         <w:rPr/>
-        <w:t xml:space="preserve"> → leggo il prodotto → lo scrivo nella tabella.</w:t>
-      </w:r>
-    </w:p>
-    <w:p>
-      <w:pPr>
-        <w:spacing w:after="60"/>
-        <w:ind w:left="227"/>
-      </w:pPr>
-      <w:r>
-        <w:rPr/>
-        <w:t xml:space="preserve">☐  Trovo una riga che finisce con </w:t>
+        <w:t xml:space="preserve"> → scrivo il prodotto nel riquadro → </w:t>
       </w:r>
       <w:r>
         <w:rPr>
           <w:b/>
         </w:rPr>
-        <w:t>[SPOSTA IN NOLEGGIO]</w:t>
+        <w:t>Controlla</w:t>
       </w:r>
       <w:r>
         <w:rPr/>
@@ -3192,27 +3227,37 @@
       </w:pPr>
       <w:r>
         <w:rPr/>
-        <w:t>☐  Clicco all'</w:t>
+        <w:t xml:space="preserve">☐  Sfida 2 · sposto le </w:t>
       </w:r>
       <w:r>
         <w:rPr>
           <w:b/>
         </w:rPr>
-        <w:t>inizio</w:t>
+        <w:t>4</w:t>
       </w:r>
       <w:r>
         <w:rPr/>
-        <w:t xml:space="preserve"> della riga → </w:t>
+        <w:t xml:space="preserve"> righe che finiscono con </w:t>
       </w:r>
       <w:r>
         <w:rPr>
           <w:b/>
         </w:rPr>
-        <w:t>Shift + freccia giù</w:t>
+        <w:t>[SPOSTA IN NOLEGGIO]</w:t>
       </w:r>
       <w:r>
         <w:rPr/>
-        <w:t xml:space="preserve"> (la riga si colora).</w:t>
+        <w:t xml:space="preserve"> sotto </w:t>
+      </w:r>
+      <w:r>
+        <w:rPr>
+          <w:b/>
+        </w:rPr>
+        <w:t>NO-02</w:t>
+      </w:r>
+      <w:r>
+        <w:rPr/>
+        <w:t xml:space="preserve"> (come nella tabella qui sotto): ☐ 1  ☐ 2  ☐ 3  ☐ 4</w:t>
       </w:r>
     </w:p>
     <w:p>
@@ -3222,107 +3267,7 @@
       </w:pPr>
       <w:r>
         <w:rPr/>
-        <w:t xml:space="preserve">☐  </w:t>
-      </w:r>
-      <w:r>
-        <w:rPr>
-          <w:b/>
-        </w:rPr>
-        <w:t>Ctrl + X</w:t>
-      </w:r>
-      <w:r>
-        <w:rPr/>
-        <w:t xml:space="preserve"> (la riga sparisce).</w:t>
-      </w:r>
-    </w:p>
-    <w:p>
-      <w:pPr>
-        <w:spacing w:after="60"/>
-        <w:ind w:left="227"/>
-      </w:pPr>
-      <w:r>
-        <w:rPr/>
-        <w:t xml:space="preserve">☐  </w:t>
-      </w:r>
-      <w:r>
-        <w:rPr>
-          <w:b/>
-        </w:rPr>
-        <w:t>Ctrl + F</w:t>
-      </w:r>
-      <w:r>
-        <w:rPr/>
-        <w:t xml:space="preserve"> → </w:t>
-      </w:r>
-      <w:r>
-        <w:rPr>
-          <w:b/>
-        </w:rPr>
-        <w:t>NOLEGGIO</w:t>
-      </w:r>
-      <w:r>
-        <w:rPr/>
-        <w:t xml:space="preserve"> → clicco all'inizio della riga vuota sotto </w:t>
-      </w:r>
-      <w:r>
-        <w:rPr>
-          <w:b/>
-        </w:rPr>
-        <w:t>NO-02</w:t>
-      </w:r>
-      <w:r>
-        <w:rPr/>
-        <w:t>.</w:t>
-      </w:r>
-    </w:p>
-    <w:p>
-      <w:pPr>
-        <w:spacing w:after="60"/>
-        <w:ind w:left="227"/>
-      </w:pPr>
-      <w:r>
-        <w:rPr/>
-        <w:t xml:space="preserve">☐  </w:t>
-      </w:r>
-      <w:r>
-        <w:rPr>
-          <w:b/>
-        </w:rPr>
-        <w:t>Ctrl + V</w:t>
-      </w:r>
-      <w:r>
-        <w:rPr/>
-        <w:t xml:space="preserve"> → cancello la scritta [SPOSTA IN NOLEGGIO].</w:t>
-      </w:r>
-    </w:p>
-    <w:p>
-      <w:pPr>
-        <w:spacing w:after="60"/>
-        <w:ind w:left="227"/>
-      </w:pPr>
-      <w:r>
-        <w:rPr/>
-        <w:t xml:space="preserve">☐  Ripeto per le altre righe (sono </w:t>
-      </w:r>
-      <w:r>
-        <w:rPr>
-          <w:b/>
-        </w:rPr>
-        <w:t>4</w:t>
-      </w:r>
-      <w:r>
-        <w:rPr/>
-        <w:t xml:space="preserve"> in tutto): ☐ 1  ☐ 2  ☐ 3  ☐ 4</w:t>
-      </w:r>
-    </w:p>
-    <w:p>
-      <w:pPr>
-        <w:spacing w:after="60"/>
-        <w:ind w:left="227"/>
-      </w:pPr>
-      <w:r>
-        <w:rPr/>
-        <w:t xml:space="preserve">☐  Trovo </w:t>
+        <w:t xml:space="preserve">☐  Sfida 3 · copio la riga </w:t>
       </w:r>
       <w:r>
         <w:rPr>
@@ -3332,7 +3277,17 @@
       </w:r>
       <w:r>
         <w:rPr/>
-        <w:t xml:space="preserve"> (Casco bimbo taglia S) → la seleziono → </w:t>
+        <w:t xml:space="preserve"> (Casco bimbo) sotto </w:t>
+      </w:r>
+      <w:r>
+        <w:rPr>
+          <w:b/>
+        </w:rPr>
+        <w:t>=== OFFERTE OPEN DAY ===</w:t>
+      </w:r>
+      <w:r>
+        <w:rPr/>
+        <w:t xml:space="preserve"> con </w:t>
       </w:r>
       <w:r>
         <w:rPr>
@@ -3342,27 +3297,7 @@
       </w:r>
       <w:r>
         <w:rPr/>
-        <w:t>.</w:t>
-      </w:r>
-    </w:p>
-    <w:p>
-      <w:pPr>
-        <w:spacing w:after="60"/>
-        <w:ind w:left="227"/>
-      </w:pPr>
-      <w:r>
-        <w:rPr/>
-        <w:t xml:space="preserve">☐  Clicco sotto </w:t>
-      </w:r>
-      <w:r>
-        <w:rPr>
-          <w:b/>
-        </w:rPr>
-        <w:t>=== OFFERTE OPEN DAY ===</w:t>
-      </w:r>
-      <w:r>
-        <w:rPr/>
-        <w:t xml:space="preserve"> → </w:t>
+        <w:t xml:space="preserve"> e </w:t>
       </w:r>
       <w:r>
         <w:rPr>
@@ -3382,7 +3317,7 @@
       </w:pPr>
       <w:r>
         <w:rPr/>
-        <w:t xml:space="preserve">☐  Prova di coraggio: </w:t>
+        <w:t xml:space="preserve">☐  Sfida 4 · clic nel testo → </w:t>
       </w:r>
       <w:r>
         <w:rPr>
@@ -3392,7 +3327,7 @@
       </w:r>
       <w:r>
         <w:rPr/>
-        <w:t xml:space="preserve"> e poi il tasto </w:t>
+        <w:t xml:space="preserve"> → tasto </w:t>
       </w:r>
       <w:r>
         <w:rPr>
@@ -3402,7 +3337,7 @@
       </w:r>
       <w:r>
         <w:rPr/>
-        <w:t xml:space="preserve"> → guardo → </w:t>
+        <w:t xml:space="preserve"> → </w:t>
       </w:r>
       <w:r>
         <w:rPr>
@@ -3422,7 +3357,47 @@
       </w:pPr>
       <w:r>
         <w:rPr/>
-        <w:t xml:space="preserve">☐  </w:t>
+        <w:t xml:space="preserve">☐  Sfida 5 · </w:t>
+      </w:r>
+      <w:r>
+        <w:rPr>
+          <w:b/>
+        </w:rPr>
+        <w:t>Ctrl + F</w:t>
+      </w:r>
+      <w:r>
+        <w:rPr/>
+        <w:t xml:space="preserve"> → </w:t>
+      </w:r>
+      <w:r>
+        <w:rPr>
+          <w:b/>
+        </w:rPr>
+        <w:t>ESAURITO</w:t>
+      </w:r>
+      <w:r>
+        <w:rPr/>
+        <w:t xml:space="preserve"> → leggo il numero a destra → lo scrivo → </w:t>
+      </w:r>
+      <w:r>
+        <w:rPr>
+          <w:b/>
+        </w:rPr>
+        <w:t>Controlla</w:t>
+      </w:r>
+      <w:r>
+        <w:rPr/>
+        <w:t>.</w:t>
+      </w:r>
+    </w:p>
+    <w:p>
+      <w:pPr>
+        <w:spacing w:after="60"/>
+        <w:ind w:left="227"/>
+      </w:pPr>
+      <w:r>
+        <w:rPr/>
+        <w:t xml:space="preserve">☐  Sfida 6 · </w:t>
       </w:r>
       <w:r>
         <w:rPr>
@@ -3432,17 +3407,7 @@
       </w:r>
       <w:r>
         <w:rPr/>
-        <w:t xml:space="preserve"> (salvo).</w:t>
-      </w:r>
-    </w:p>
-    <w:p>
-      <w:pPr>
-        <w:spacing w:after="60"/>
-        <w:ind w:left="227"/>
-      </w:pPr>
-      <w:r>
-        <w:rPr/>
-        <w:t xml:space="preserve">☐  </w:t>
+        <w:t xml:space="preserve"> → poi </w:t>
       </w:r>
       <w:r>
         <w:rPr>
@@ -3472,13 +3437,43 @@
       </w:pPr>
       <w:r>
         <w:rPr/>
-        <w:t xml:space="preserve">☐  Apro il file in Chrome (lo trascino in una scheda nuova) → </w:t>
+        <w:t xml:space="preserve">☐  Se non so come fare: pulsante </w:t>
       </w:r>
       <w:r>
         <w:rPr>
           <w:b/>
         </w:rPr>
-        <w:t>Ctrl + F</w:t>
+        <w:t>💡 Suggerimento</w:t>
+      </w:r>
+      <w:r>
+        <w:rPr/>
+        <w:t xml:space="preserve"> (va bene!).</w:t>
+      </w:r>
+    </w:p>
+    <w:p>
+      <w:pPr>
+        <w:spacing w:after="60"/>
+        <w:ind w:left="227"/>
+      </w:pPr>
+      <w:r>
+        <w:rPr/>
+        <w:t xml:space="preserve">☐  </w:t>
+      </w:r>
+      <w:r>
+        <w:rPr>
+          <w:b/>
+        </w:rPr>
+        <w:t>★ Riepilogo</w:t>
+      </w:r>
+      <w:r>
+        <w:rPr/>
+        <w:t xml:space="preserve"> → clic nel codice → </w:t>
+      </w:r>
+      <w:r>
+        <w:rPr>
+          <w:b/>
+        </w:rPr>
+        <w:t>Ctrl + A</w:t>
       </w:r>
       <w:r>
         <w:rPr/>
@@ -3488,12 +3483,406 @@
         <w:rPr>
           <w:b/>
         </w:rPr>
-        <w:t>ESAURITO</w:t>
+        <w:t>Ctrl + C</w:t>
       </w:r>
       <w:r>
         <w:rPr/>
-        <w:t xml:space="preserve"> → leggo il numero.</w:t>
+        <w:t xml:space="preserve"> → incollo qui sotto con </w:t>
       </w:r>
+      <w:r>
+        <w:rPr>
+          <w:b/>
+        </w:rPr>
+        <w:t>Ctrl + V</w:t>
+      </w:r>
+      <w:r>
+        <w:rPr/>
+        <w:t>.</w:t>
+      </w:r>
+    </w:p>
+    <w:tbl>
+      <w:tblPr>
+        <w:tblW w:w="9525" w:type="dxa"/>
+        <w:jc w:val="left"/>
+        <w:tblBorders>
+          <w:top w:val="single" w:sz="6" w:space="0" w:color="B7C3CB"/>
+          <w:left w:val="single" w:sz="6" w:space="0" w:color="B7C3CB"/>
+          <w:bottom w:val="single" w:sz="6" w:space="0" w:color="B7C3CB"/>
+          <w:right w:val="single" w:sz="6" w:space="0" w:color="B7C3CB"/>
+          <w:insideH w:val="single" w:sz="6" w:space="0" w:color="B7C3CB"/>
+          <w:insideV w:val="single" w:sz="6" w:space="0" w:color="B7C3CB"/>
+        </w:tblBorders>
+        <w:tblLayout w:type="fixed"/>
+        <w:tblCellMar>
+          <w:top w:w="60" w:type="dxa"/>
+          <w:left w:w="100" w:type="dxa"/>
+          <w:bottom w:w="60" w:type="dxa"/>
+          <w:right w:w="100" w:type="dxa"/>
+        </w:tblCellMar>
+        <w:tblLook w:firstColumn="1" w:firstRow="1" w:lastColumn="0" w:lastRow="0" w:noHBand="0" w:noVBand="1" w:val="04A0"/>
+      </w:tblPr>
+      <w:tblGrid>
+        <w:gridCol w:w="4422"/>
+        <w:gridCol w:w="5103"/>
+      </w:tblGrid>
+      <w:tr>
+        <w:trPr>
+          <w:tblHeader w:val="true"/>
+        </w:trPr>
+        <w:tc>
+          <w:tcPr>
+            <w:tcW w:w="4422" w:type="dxa"/>
+            <w:shd w:val="clear" w:color="auto" w:fill="0B6E75"/>
+          </w:tcPr>
+          <w:p>
+            <w:pPr>
+              <w:spacing w:after="40" w:line="312" w:lineRule="auto"/>
+            </w:pPr>
+            <w:r/>
+            <w:r>
+              <w:rPr>
+                <w:b/>
+                <w:color w:val="FFFFFF"/>
+                <w:sz w:val="21"/>
+              </w:rPr>
+              <w:t>Per spostare una riga</w:t>
+            </w:r>
+          </w:p>
+        </w:tc>
+        <w:tc>
+          <w:tcPr>
+            <w:tcW w:w="5103" w:type="dxa"/>
+            <w:shd w:val="clear" w:color="auto" w:fill="0B6E75"/>
+          </w:tcPr>
+          <w:p>
+            <w:pPr>
+              <w:spacing w:after="40" w:line="312" w:lineRule="auto"/>
+            </w:pPr>
+            <w:r/>
+            <w:r>
+              <w:rPr>
+                <w:b/>
+                <w:color w:val="FFFFFF"/>
+                <w:sz w:val="21"/>
+              </w:rPr>
+              <w:t>Tasti</w:t>
+            </w:r>
+          </w:p>
+        </w:tc>
+      </w:tr>
+      <w:tr>
+        <w:tc>
+          <w:tcPr>
+            <w:tcW w:w="4422" w:type="dxa"/>
+          </w:tcPr>
+          <w:p>
+            <w:pPr>
+              <w:spacing w:after="40" w:line="312" w:lineRule="auto"/>
+            </w:pPr>
+            <w:r/>
+            <w:r>
+              <w:rPr>
+                <w:b/>
+                <w:sz w:val="21"/>
+              </w:rPr>
+              <w:t>1. trovo la riga</w:t>
+            </w:r>
+          </w:p>
+        </w:tc>
+        <w:tc>
+          <w:tcPr>
+            <w:tcW w:w="5103" w:type="dxa"/>
+          </w:tcPr>
+          <w:p>
+            <w:pPr>
+              <w:spacing w:after="40" w:line="312" w:lineRule="auto"/>
+            </w:pPr>
+            <w:r/>
+            <w:r>
+              <w:rPr>
+                <w:sz w:val="21"/>
+              </w:rPr>
+              <w:t>Ctrl + F → scrivo il codice → Esc</w:t>
+            </w:r>
+          </w:p>
+        </w:tc>
+      </w:tr>
+      <w:tr>
+        <w:tc>
+          <w:tcPr>
+            <w:tcW w:w="4422" w:type="dxa"/>
+          </w:tcPr>
+          <w:p>
+            <w:pPr>
+              <w:spacing w:after="40" w:line="312" w:lineRule="auto"/>
+            </w:pPr>
+            <w:r/>
+            <w:r>
+              <w:rPr>
+                <w:b/>
+                <w:sz w:val="21"/>
+              </w:rPr>
+              <w:t>2. vado all'inizio della riga</w:t>
+            </w:r>
+          </w:p>
+        </w:tc>
+        <w:tc>
+          <w:tcPr>
+            <w:tcW w:w="5103" w:type="dxa"/>
+          </w:tcPr>
+          <w:p>
+            <w:pPr>
+              <w:spacing w:after="40" w:line="312" w:lineRule="auto"/>
+            </w:pPr>
+            <w:r/>
+            <w:r>
+              <w:rPr>
+                <w:sz w:val="21"/>
+              </w:rPr>
+              <w:t>Home</w:t>
+            </w:r>
+          </w:p>
+        </w:tc>
+      </w:tr>
+      <w:tr>
+        <w:tc>
+          <w:tcPr>
+            <w:tcW w:w="4422" w:type="dxa"/>
+          </w:tcPr>
+          <w:p>
+            <w:pPr>
+              <w:spacing w:after="40" w:line="312" w:lineRule="auto"/>
+            </w:pPr>
+            <w:r/>
+            <w:r>
+              <w:rPr>
+                <w:b/>
+                <w:sz w:val="21"/>
+              </w:rPr>
+              <w:t>3. seleziono la riga</w:t>
+            </w:r>
+          </w:p>
+        </w:tc>
+        <w:tc>
+          <w:tcPr>
+            <w:tcW w:w="5103" w:type="dxa"/>
+          </w:tcPr>
+          <w:p>
+            <w:pPr>
+              <w:spacing w:after="40" w:line="312" w:lineRule="auto"/>
+            </w:pPr>
+            <w:r/>
+            <w:r>
+              <w:rPr>
+                <w:sz w:val="21"/>
+              </w:rPr>
+              <w:t>Shift + ↓</w:t>
+            </w:r>
+          </w:p>
+        </w:tc>
+      </w:tr>
+      <w:tr>
+        <w:tc>
+          <w:tcPr>
+            <w:tcW w:w="4422" w:type="dxa"/>
+          </w:tcPr>
+          <w:p>
+            <w:pPr>
+              <w:spacing w:after="40" w:line="312" w:lineRule="auto"/>
+            </w:pPr>
+            <w:r/>
+            <w:r>
+              <w:rPr>
+                <w:b/>
+                <w:sz w:val="21"/>
+              </w:rPr>
+              <w:t>4. la taglio</w:t>
+            </w:r>
+          </w:p>
+        </w:tc>
+        <w:tc>
+          <w:tcPr>
+            <w:tcW w:w="5103" w:type="dxa"/>
+          </w:tcPr>
+          <w:p>
+            <w:pPr>
+              <w:spacing w:after="40" w:line="312" w:lineRule="auto"/>
+            </w:pPr>
+            <w:r/>
+            <w:r>
+              <w:rPr>
+                <w:sz w:val="21"/>
+              </w:rPr>
+              <w:t>Ctrl + X</w:t>
+            </w:r>
+          </w:p>
+        </w:tc>
+      </w:tr>
+      <w:tr>
+        <w:tc>
+          <w:tcPr>
+            <w:tcW w:w="4422" w:type="dxa"/>
+          </w:tcPr>
+          <w:p>
+            <w:pPr>
+              <w:spacing w:after="40" w:line="312" w:lineRule="auto"/>
+            </w:pPr>
+            <w:r/>
+            <w:r>
+              <w:rPr>
+                <w:b/>
+                <w:sz w:val="21"/>
+              </w:rPr>
+              <w:t>5. vado sotto NO-02</w:t>
+            </w:r>
+          </w:p>
+        </w:tc>
+        <w:tc>
+          <w:tcPr>
+            <w:tcW w:w="5103" w:type="dxa"/>
+          </w:tcPr>
+          <w:p>
+            <w:pPr>
+              <w:spacing w:after="40" w:line="312" w:lineRule="auto"/>
+            </w:pPr>
+            <w:r/>
+            <w:r>
+              <w:rPr>
+                <w:sz w:val="21"/>
+              </w:rPr>
+              <w:t>Ctrl + F → NO-02 → Esc → ↓ → Home</w:t>
+            </w:r>
+          </w:p>
+        </w:tc>
+      </w:tr>
+      <w:tr>
+        <w:tc>
+          <w:tcPr>
+            <w:tcW w:w="4422" w:type="dxa"/>
+          </w:tcPr>
+          <w:p>
+            <w:pPr>
+              <w:spacing w:after="40" w:line="312" w:lineRule="auto"/>
+            </w:pPr>
+            <w:r/>
+            <w:r>
+              <w:rPr>
+                <w:b/>
+                <w:sz w:val="21"/>
+              </w:rPr>
+              <w:t>6. la incollo</w:t>
+            </w:r>
+          </w:p>
+        </w:tc>
+        <w:tc>
+          <w:tcPr>
+            <w:tcW w:w="5103" w:type="dxa"/>
+          </w:tcPr>
+          <w:p>
+            <w:pPr>
+              <w:spacing w:after="40" w:line="312" w:lineRule="auto"/>
+            </w:pPr>
+            <w:r/>
+            <w:r>
+              <w:rPr>
+                <w:sz w:val="21"/>
+              </w:rPr>
+              <w:t>Ctrl + V</w:t>
+            </w:r>
+          </w:p>
+        </w:tc>
+      </w:tr>
+      <w:tr>
+        <w:tc>
+          <w:tcPr>
+            <w:tcW w:w="4422" w:type="dxa"/>
+          </w:tcPr>
+          <w:p>
+            <w:pPr>
+              <w:spacing w:after="40" w:line="312" w:lineRule="auto"/>
+            </w:pPr>
+            <w:r/>
+            <w:r>
+              <w:rPr>
+                <w:b/>
+                <w:sz w:val="21"/>
+              </w:rPr>
+              <w:t>7. cancello la scritta [SPOSTA IN NOLEGGIO]</w:t>
+            </w:r>
+          </w:p>
+        </w:tc>
+        <w:tc>
+          <w:tcPr>
+            <w:tcW w:w="5103" w:type="dxa"/>
+          </w:tcPr>
+          <w:p>
+            <w:pPr>
+              <w:spacing w:after="40" w:line="312" w:lineRule="auto"/>
+            </w:pPr>
+            <w:r/>
+            <w:r>
+              <w:rPr>
+                <w:sz w:val="21"/>
+              </w:rPr>
+              <w:t>clic dopo € → Shift + Fine → Canc</w:t>
+            </w:r>
+          </w:p>
+        </w:tc>
+      </w:tr>
+    </w:tbl>
+    <w:p>
+      <w:pPr>
+        <w:spacing w:after="40"/>
+      </w:pPr>
+    </w:p>
+    <w:tbl>
+      <w:tblPr>
+        <w:tblW w:w="9865" w:type="dxa"/>
+        <w:tblBorders>
+          <w:top w:val="single" w:sz="6" w:space="0" w:color="B7C3CB"/>
+          <w:left w:val="single" w:sz="6" w:space="0" w:color="B7C3CB"/>
+          <w:bottom w:val="single" w:sz="6" w:space="0" w:color="B7C3CB"/>
+          <w:right w:val="single" w:sz="6" w:space="0" w:color="B7C3CB"/>
+          <w:insideH w:val="single" w:sz="6" w:space="0" w:color="B7C3CB"/>
+          <w:insideV w:val="single" w:sz="6" w:space="0" w:color="B7C3CB"/>
+        </w:tblBorders>
+        <w:tblLayout w:type="fixed"/>
+        <w:tblCellMar>
+          <w:top w:w="60" w:type="dxa"/>
+          <w:left w:w="100" w:type="dxa"/>
+          <w:bottom w:w="60" w:type="dxa"/>
+          <w:right w:w="100" w:type="dxa"/>
+        </w:tblCellMar>
+        <w:tblLook w:firstColumn="1" w:firstRow="1" w:lastColumn="0" w:lastRow="0" w:noHBand="0" w:noVBand="1" w:val="04A0"/>
+      </w:tblPr>
+      <w:tblGrid>
+        <w:gridCol w:w="9865"/>
+      </w:tblGrid>
+      <w:tr>
+        <w:tc>
+          <w:tcPr>
+            <w:tcW w:w="9865" w:type="dxa"/>
+          </w:tcPr>
+          <w:p>
+            <w:r/>
+            <w:r>
+              <w:rPr>
+                <w:i/>
+                <w:color w:val="5F6B73"/>
+                <w:sz w:val="22"/>
+              </w:rPr>
+              <w:t>Codice (inizia con O23-SCO)</w:t>
+            </w:r>
+          </w:p>
+          <w:p/>
+          <w:p/>
+        </w:tc>
+      </w:tr>
+    </w:tbl>
+    <w:p>
+      <w:pPr>
+        <w:spacing w:after="40"/>
+      </w:pPr>
     </w:p>
     <w:tbl>
       <w:tblPr>
@@ -3538,109 +3927,7 @@
               <w:rPr>
                 <w:sz w:val="24"/>
               </w:rPr>
-              <w:t>EB-07 è…</w:t>
-            </w:r>
-          </w:p>
-        </w:tc>
-        <w:tc>
-          <w:tcPr>
-            <w:tcW w:w="5103" w:type="dxa"/>
-          </w:tcPr>
-          <w:p>
-            <w:pPr>
-              <w:spacing w:after="40" w:line="312" w:lineRule="auto"/>
-            </w:pPr>
-            <w:r/>
-          </w:p>
-        </w:tc>
-      </w:tr>
-      <w:tr>
-        <w:trPr>
-          <w:trHeight w:val="510" w:hRule="atLeast"/>
-        </w:trPr>
-        <w:tc>
-          <w:tcPr>
-            <w:tcW w:w="4422" w:type="dxa"/>
-            <w:shd w:val="clear" w:color="auto" w:fill="F1F3F4"/>
-          </w:tcPr>
-          <w:p>
-            <w:pPr>
-              <w:spacing w:after="40" w:line="312" w:lineRule="auto"/>
-            </w:pPr>
-            <w:r/>
-            <w:r>
-              <w:rPr>
-                <w:sz w:val="24"/>
-              </w:rPr>
               <w:t>Dopo Ctrl + A e x è successo che…</w:t>
-            </w:r>
-          </w:p>
-        </w:tc>
-        <w:tc>
-          <w:tcPr>
-            <w:tcW w:w="5103" w:type="dxa"/>
-          </w:tcPr>
-          <w:p>
-            <w:pPr>
-              <w:spacing w:after="40" w:line="312" w:lineRule="auto"/>
-            </w:pPr>
-            <w:r/>
-          </w:p>
-        </w:tc>
-      </w:tr>
-      <w:tr>
-        <w:trPr>
-          <w:trHeight w:val="510" w:hRule="atLeast"/>
-        </w:trPr>
-        <w:tc>
-          <w:tcPr>
-            <w:tcW w:w="4422" w:type="dxa"/>
-            <w:shd w:val="clear" w:color="auto" w:fill="F1F3F4"/>
-          </w:tcPr>
-          <w:p>
-            <w:pPr>
-              <w:spacing w:after="40" w:line="312" w:lineRule="auto"/>
-            </w:pPr>
-            <w:r/>
-            <w:r>
-              <w:rPr>
-                <w:sz w:val="24"/>
-              </w:rPr>
-              <w:t>Ctrl + Z premuto … volte</w:t>
-            </w:r>
-          </w:p>
-        </w:tc>
-        <w:tc>
-          <w:tcPr>
-            <w:tcW w:w="5103" w:type="dxa"/>
-          </w:tcPr>
-          <w:p>
-            <w:pPr>
-              <w:spacing w:after="40" w:line="312" w:lineRule="auto"/>
-            </w:pPr>
-            <w:r/>
-          </w:p>
-        </w:tc>
-      </w:tr>
-      <w:tr>
-        <w:trPr>
-          <w:trHeight w:val="510" w:hRule="atLeast"/>
-        </w:trPr>
-        <w:tc>
-          <w:tcPr>
-            <w:tcW w:w="4422" w:type="dxa"/>
-            <w:shd w:val="clear" w:color="auto" w:fill="F1F3F4"/>
-          </w:tcPr>
-          <w:p>
-            <w:pPr>
-              <w:spacing w:after="40" w:line="312" w:lineRule="auto"/>
-            </w:pPr>
-            <w:r/>
-            <w:r>
-              <w:rPr>
-                <w:sz w:val="24"/>
-              </w:rPr>
-              <w:t>ESAURITO compare … volte</w:t>
             </w:r>
           </w:p>
         </w:tc>
@@ -3711,17 +3998,17 @@
             </w:pPr>
             <w:r>
               <w:rPr/>
-              <w:t xml:space="preserve">☐ In Classroom: </w:t>
+              <w:t xml:space="preserve">☐ Ho incollato i </w:t>
             </w:r>
             <w:r>
               <w:rPr>
                 <w:b/>
               </w:rPr>
-              <w:t>Aggiungi o crea › File</w:t>
+              <w:t>due codici</w:t>
             </w:r>
             <w:r>
               <w:rPr/>
-              <w:t xml:space="preserve"> › listino_sistemato_cognome.txt</w:t>
+              <w:t xml:space="preserve"> (O23-L1 e O23-SCO)</w:t>
             </w:r>
           </w:p>
           <w:p>
